--- a/期末大作业.docx
+++ b/期末大作业.docx
@@ -67,22 +67,6 @@
         <w:gridCol w:w="4206"/>
       </w:tblGrid>
       <w:tr>
-        <w:tblPrEx>
-          <w:tblBorders>
-            <w:top w:val="single" w:color="auto" w:sz="4" w:space="0"/>
-            <w:left w:val="single" w:color="auto" w:sz="4" w:space="0"/>
-            <w:bottom w:val="single" w:color="auto" w:sz="4" w:space="0"/>
-            <w:right w:val="single" w:color="auto" w:sz="4" w:space="0"/>
-            <w:insideH w:val="single" w:color="auto" w:sz="4" w:space="0"/>
-            <w:insideV w:val="single" w:color="auto" w:sz="4" w:space="0"/>
-          </w:tblBorders>
-          <w:tblCellMar>
-            <w:top w:w="0" w:type="dxa"/>
-            <w:left w:w="10" w:type="dxa"/>
-            <w:bottom w:w="0" w:type="dxa"/>
-            <w:right w:w="10" w:type="dxa"/>
-          </w:tblCellMar>
-        </w:tblPrEx>
         <w:tc>
           <w:tcPr>
             <w:tcW w:w="1400" w:type="dxa"/>
@@ -321,22 +305,6 @@
         <w:gridCol w:w="9206"/>
       </w:tblGrid>
       <w:tr>
-        <w:tblPrEx>
-          <w:tblBorders>
-            <w:top w:val="single" w:color="auto" w:sz="4" w:space="0"/>
-            <w:left w:val="single" w:color="auto" w:sz="4" w:space="0"/>
-            <w:bottom w:val="single" w:color="auto" w:sz="4" w:space="0"/>
-            <w:right w:val="single" w:color="auto" w:sz="4" w:space="0"/>
-            <w:insideH w:val="single" w:color="auto" w:sz="4" w:space="0"/>
-            <w:insideV w:val="single" w:color="auto" w:sz="4" w:space="0"/>
-          </w:tblBorders>
-          <w:tblCellMar>
-            <w:top w:w="0" w:type="dxa"/>
-            <w:left w:w="10" w:type="dxa"/>
-            <w:bottom w:w="0" w:type="dxa"/>
-            <w:right w:w="10" w:type="dxa"/>
-          </w:tblCellMar>
-        </w:tblPrEx>
         <w:tc>
           <w:tcPr>
             <w:tcW w:w="9206" w:type="dxa"/>
@@ -608,22 +576,6 @@
         <w:gridCol w:w="2200"/>
       </w:tblGrid>
       <w:tr>
-        <w:tblPrEx>
-          <w:tblBorders>
-            <w:top w:val="single" w:color="auto" w:sz="4" w:space="0"/>
-            <w:left w:val="single" w:color="auto" w:sz="4" w:space="0"/>
-            <w:bottom w:val="single" w:color="auto" w:sz="4" w:space="0"/>
-            <w:right w:val="single" w:color="auto" w:sz="4" w:space="0"/>
-            <w:insideH w:val="single" w:color="auto" w:sz="4" w:space="0"/>
-            <w:insideV w:val="single" w:color="auto" w:sz="4" w:space="0"/>
-          </w:tblBorders>
-          <w:tblCellMar>
-            <w:top w:w="0" w:type="dxa"/>
-            <w:left w:w="10" w:type="dxa"/>
-            <w:bottom w:w="0" w:type="dxa"/>
-            <w:right w:w="10" w:type="dxa"/>
-          </w:tblCellMar>
-        </w:tblPrEx>
         <w:tc>
           <w:tcPr>
             <w:tcW w:w="1300" w:type="dxa"/>
@@ -731,22 +683,6 @@
         </w:tc>
       </w:tr>
       <w:tr>
-        <w:tblPrEx>
-          <w:tblBorders>
-            <w:top w:val="single" w:color="auto" w:sz="4" w:space="0"/>
-            <w:left w:val="single" w:color="auto" w:sz="4" w:space="0"/>
-            <w:bottom w:val="single" w:color="auto" w:sz="4" w:space="0"/>
-            <w:right w:val="single" w:color="auto" w:sz="4" w:space="0"/>
-            <w:insideH w:val="single" w:color="auto" w:sz="4" w:space="0"/>
-            <w:insideV w:val="single" w:color="auto" w:sz="4" w:space="0"/>
-          </w:tblBorders>
-          <w:tblCellMar>
-            <w:top w:w="0" w:type="dxa"/>
-            <w:left w:w="10" w:type="dxa"/>
-            <w:bottom w:w="0" w:type="dxa"/>
-            <w:right w:w="10" w:type="dxa"/>
-          </w:tblCellMar>
-        </w:tblPrEx>
         <w:tc>
           <w:tcPr>
             <w:tcW w:w="1300" w:type="dxa"/>
@@ -823,6 +759,7 @@
               <w:spacing w:before="40" w:after="40" w:line="360" w:lineRule="auto"/>
               <w:jc w:val="both"/>
             </w:pPr>
+            <w:bookmarkStart w:id="0" w:name="_GoBack"/>
             <w:r>
               <w:rPr>
                 <w:rFonts w:ascii="仿宋" w:hAnsi="仿宋" w:eastAsia="仿宋" w:cs="仿宋"/>
@@ -834,7 +771,21 @@
                 <w:sz w:val="22"/>
                 <w:szCs w:val="22"/>
               </w:rPr>
-              <w:t>从行程时间中提取小时、星期、是否高峰等特征，并自行设计至少 2 个有意义的衍生特征。</w:t>
+              <w:t>从行程时间中提取小时、星期、是否高峰等特征</w:t>
+            </w:r>
+            <w:bookmarkEnd w:id="0"/>
+            <w:r>
+              <w:rPr>
+                <w:rFonts w:ascii="仿宋" w:hAnsi="仿宋" w:eastAsia="仿宋" w:cs="仿宋"/>
+                <w:b w:val="0"/>
+                <w:bCs w:val="0"/>
+                <w:i w:val="0"/>
+                <w:iCs w:val="0"/>
+                <w:color w:val="000000"/>
+                <w:sz w:val="22"/>
+                <w:szCs w:val="22"/>
+              </w:rPr>
+              <w:t>，并自行设计至少 2 个有意义的衍生特征。</w:t>
             </w:r>
           </w:p>
         </w:tc>
@@ -875,22 +826,6 @@
         </w:tc>
       </w:tr>
       <w:tr>
-        <w:tblPrEx>
-          <w:tblBorders>
-            <w:top w:val="single" w:color="auto" w:sz="4" w:space="0"/>
-            <w:left w:val="single" w:color="auto" w:sz="4" w:space="0"/>
-            <w:bottom w:val="single" w:color="auto" w:sz="4" w:space="0"/>
-            <w:right w:val="single" w:color="auto" w:sz="4" w:space="0"/>
-            <w:insideH w:val="single" w:color="auto" w:sz="4" w:space="0"/>
-            <w:insideV w:val="single" w:color="auto" w:sz="4" w:space="0"/>
-          </w:tblBorders>
-          <w:tblCellMar>
-            <w:top w:w="0" w:type="dxa"/>
-            <w:left w:w="10" w:type="dxa"/>
-            <w:bottom w:w="0" w:type="dxa"/>
-            <w:right w:w="10" w:type="dxa"/>
-          </w:tblCellMar>
-        </w:tblPrEx>
         <w:tc>
           <w:tcPr>
             <w:tcW w:w="1300" w:type="dxa"/>
@@ -1142,22 +1077,6 @@
         </w:tc>
       </w:tr>
       <w:tr>
-        <w:tblPrEx>
-          <w:tblBorders>
-            <w:top w:val="single" w:color="auto" w:sz="4" w:space="0"/>
-            <w:left w:val="single" w:color="auto" w:sz="4" w:space="0"/>
-            <w:bottom w:val="single" w:color="auto" w:sz="4" w:space="0"/>
-            <w:right w:val="single" w:color="auto" w:sz="4" w:space="0"/>
-            <w:insideH w:val="single" w:color="auto" w:sz="4" w:space="0"/>
-            <w:insideV w:val="single" w:color="auto" w:sz="4" w:space="0"/>
-          </w:tblBorders>
-          <w:tblCellMar>
-            <w:top w:w="0" w:type="dxa"/>
-            <w:left w:w="10" w:type="dxa"/>
-            <w:bottom w:w="0" w:type="dxa"/>
-            <w:right w:w="10" w:type="dxa"/>
-          </w:tblCellMar>
-        </w:tblPrEx>
         <w:tc>
           <w:tcPr>
             <w:tcW w:w="1300" w:type="dxa"/>
@@ -1305,22 +1224,6 @@
         </w:tc>
       </w:tr>
       <w:tr>
-        <w:tblPrEx>
-          <w:tblBorders>
-            <w:top w:val="single" w:color="auto" w:sz="4" w:space="0"/>
-            <w:left w:val="single" w:color="auto" w:sz="4" w:space="0"/>
-            <w:bottom w:val="single" w:color="auto" w:sz="4" w:space="0"/>
-            <w:right w:val="single" w:color="auto" w:sz="4" w:space="0"/>
-            <w:insideH w:val="single" w:color="auto" w:sz="4" w:space="0"/>
-            <w:insideV w:val="single" w:color="auto" w:sz="4" w:space="0"/>
-          </w:tblBorders>
-          <w:tblCellMar>
-            <w:top w:w="0" w:type="dxa"/>
-            <w:left w:w="10" w:type="dxa"/>
-            <w:bottom w:w="0" w:type="dxa"/>
-            <w:right w:w="10" w:type="dxa"/>
-          </w:tblCellMar>
-        </w:tblPrEx>
         <w:tc>
           <w:tcPr>
             <w:tcW w:w="1300" w:type="dxa"/>
@@ -1717,8 +1620,6 @@
         </w:rPr>
         <w:t>AI 交互日志：按模块记录关键 Prompt、AI 输出摘要及你的采用/修改/拒绝决策；重点记录 AI 犯错的案例（错在哪、如何发现、如何修正）；</w:t>
       </w:r>
-      <w:bookmarkStart w:id="0" w:name="_GoBack"/>
-      <w:bookmarkEnd w:id="0"/>
     </w:p>
     <w:p>
       <w:pPr>
@@ -2033,22 +1934,6 @@
         <w:gridCol w:w="4706"/>
       </w:tblGrid>
       <w:tr>
-        <w:tblPrEx>
-          <w:tblBorders>
-            <w:top w:val="single" w:color="auto" w:sz="4" w:space="0"/>
-            <w:left w:val="single" w:color="auto" w:sz="4" w:space="0"/>
-            <w:bottom w:val="single" w:color="auto" w:sz="4" w:space="0"/>
-            <w:right w:val="single" w:color="auto" w:sz="4" w:space="0"/>
-            <w:insideH w:val="single" w:color="auto" w:sz="4" w:space="0"/>
-            <w:insideV w:val="single" w:color="auto" w:sz="4" w:space="0"/>
-          </w:tblBorders>
-          <w:tblCellMar>
-            <w:top w:w="0" w:type="dxa"/>
-            <w:left w:w="10" w:type="dxa"/>
-            <w:bottom w:w="0" w:type="dxa"/>
-            <w:right w:w="10" w:type="dxa"/>
-          </w:tblCellMar>
-        </w:tblPrEx>
         <w:tc>
           <w:tcPr>
             <w:tcW w:w="4500" w:type="dxa"/>
@@ -2221,8 +2106,6 @@
       <w:pPr>
         <w:spacing w:before="16" w:after="0"/>
         <w:jc w:val="center"/>
-      </w:pPr>
-      <w:r>
         <w:rPr>
           <w:rFonts w:ascii="仿宋" w:hAnsi="仿宋" w:eastAsia="仿宋" w:cs="仿宋"/>
           <w:b/>
@@ -2231,7 +2114,70 @@
           <w:sz w:val="21"/>
           <w:szCs w:val="21"/>
         </w:rPr>
+      </w:pPr>
+      <w:r>
+        <w:rPr>
+          <w:rFonts w:ascii="仿宋" w:hAnsi="仿宋" w:eastAsia="仿宋" w:cs="仿宋"/>
+          <w:b/>
+          <w:bCs/>
+          <w:color w:val="2563EB"/>
+          <w:sz w:val="21"/>
+          <w:szCs w:val="21"/>
+        </w:rPr>
         <w:t>——《人工智能编程语言》课程组</w:t>
+      </w:r>
+    </w:p>
+    <w:p>
+      <w:pPr>
+        <w:spacing w:before="16" w:after="0"/>
+        <w:jc w:val="both"/>
+        <w:rPr>
+          <w:rFonts w:ascii="仿宋" w:hAnsi="仿宋" w:eastAsia="仿宋" w:cs="仿宋"/>
+          <w:b/>
+          <w:bCs/>
+          <w:color w:val="2563EB"/>
+          <w:sz w:val="21"/>
+          <w:szCs w:val="21"/>
+        </w:rPr>
+      </w:pPr>
+    </w:p>
+    <w:p>
+      <w:pPr>
+        <w:spacing w:before="16" w:after="0"/>
+        <w:jc w:val="both"/>
+        <w:rPr>
+          <w:rFonts w:ascii="仿宋" w:hAnsi="仿宋" w:eastAsia="仿宋" w:cs="仿宋"/>
+          <w:b/>
+          <w:bCs/>
+          <w:color w:val="2563EB"/>
+          <w:sz w:val="21"/>
+          <w:szCs w:val="21"/>
+        </w:rPr>
+      </w:pPr>
+    </w:p>
+    <w:p>
+      <w:pPr>
+        <w:spacing w:before="16" w:after="0"/>
+        <w:jc w:val="both"/>
+        <w:rPr>
+          <w:rFonts w:ascii="仿宋" w:hAnsi="仿宋" w:eastAsia="仿宋" w:cs="仿宋"/>
+          <w:b/>
+          <w:bCs/>
+          <w:color w:val="auto"/>
+          <w:sz w:val="21"/>
+          <w:szCs w:val="21"/>
+        </w:rPr>
+      </w:pPr>
+      <w:r>
+        <w:rPr>
+          <w:rFonts w:hint="eastAsia" w:ascii="仿宋" w:hAnsi="仿宋" w:eastAsia="仿宋" w:cs="仿宋"/>
+          <w:b/>
+          <w:bCs/>
+          <w:color w:val="auto"/>
+          <w:sz w:val="21"/>
+          <w:szCs w:val="21"/>
+        </w:rPr>
+        <w:t>['VendorID', 'tpep_pickup_datetime', 'tpep_dropoff_datetime', 'passenger_count', 'trip_distance', 'RatecodeID', 'store_and_fwd_flag', 'PULocationID', 'DOLocationID', 'payment_type', 'fare_amount', 'extra', 'mta_tax', 'tip_amount', 'tolls_amount', 'improvement_surcharge', 'total_amount', 'congestion_surcharge', 'airport_fee']</w:t>
       </w:r>
     </w:p>
     <w:sectPr>
